--- a/docs/lista_louvores/Textos_Louvores/NA ALEGRIA OU NA DOR.docx
+++ b/docs/lista_louvores/Textos_Louvores/NA ALEGRIA OU NA DOR.docx
@@ -4,7 +4,7 @@
   <w:body>
     <w:p>
       <w:pPr>
-        <w:pStyle w:val="SemEspaamento"/>
+        <w:pStyle w:val="Ttulo1"/>
       </w:pPr>
       <w:r>
         <w:t>NA ALEGRIA OU NA DOR</w:t>
@@ -16,181 +16,157 @@
     <w:p>
       <w:pPr>
         <w:rPr>
+          <w:rFonts w:ascii="Times New Roman" w:hAnsi="Times New Roman"/>
           <w:bCs/>
         </w:rPr>
       </w:pPr>
       <w:r>
         <w:rPr>
+          <w:rFonts w:ascii="Times New Roman" w:hAnsi="Times New Roman"/>
           <w:bCs/>
         </w:rPr>
         <w:t>Mesmo que não haja fruto na videira</w:t>
       </w:r>
       <w:r>
         <w:rPr>
-          <w:bCs/>
-        </w:rPr>
-        <w:br/>
-      </w:r>
-      <w:r>
-        <w:rPr>
-          <w:bCs/>
-        </w:rPr>
+          <w:rFonts w:ascii="Times New Roman" w:hAnsi="Times New Roman"/>
+          <w:bCs/>
+        </w:rPr>
+        <w:br/>
         <w:t>Mesmo que não haja flores no jardim</w:t>
       </w:r>
       <w:r>
         <w:rPr>
-          <w:bCs/>
-        </w:rPr>
-        <w:br/>
-      </w:r>
-      <w:r>
-        <w:rPr>
-          <w:bCs/>
-        </w:rPr>
+          <w:rFonts w:ascii="Times New Roman" w:hAnsi="Times New Roman"/>
+          <w:bCs/>
+        </w:rPr>
+        <w:br/>
         <w:t>Até mesmo que a figueira não floresça</w:t>
       </w:r>
       <w:r>
         <w:rPr>
-          <w:bCs/>
-        </w:rPr>
-        <w:br/>
-      </w:r>
-      <w:r>
-        <w:rPr>
-          <w:bCs/>
-        </w:rPr>
+          <w:rFonts w:ascii="Times New Roman" w:hAnsi="Times New Roman"/>
+          <w:bCs/>
+        </w:rPr>
+        <w:br/>
         <w:t>Nem chuva na terra, nem a erva cresça</w:t>
       </w:r>
       <w:r>
         <w:rPr>
-          <w:bCs/>
-        </w:rPr>
-        <w:br/>
-      </w:r>
-      <w:r>
-        <w:rPr>
-          <w:bCs/>
-        </w:rPr>
+          <w:rFonts w:ascii="Times New Roman" w:hAnsi="Times New Roman"/>
+          <w:bCs/>
+        </w:rPr>
+        <w:br/>
         <w:t>Há um Deus no céu olhando para mim</w:t>
       </w:r>
     </w:p>
     <w:p>
       <w:pPr>
         <w:rPr>
+          <w:rFonts w:ascii="Times New Roman" w:hAnsi="Times New Roman"/>
           <w:bCs/>
         </w:rPr>
       </w:pPr>
       <w:r>
         <w:rPr>
+          <w:rFonts w:ascii="Times New Roman" w:hAnsi="Times New Roman"/>
           <w:bCs/>
         </w:rPr>
         <w:t>O que eu não posso é ficar calado</w:t>
       </w:r>
       <w:r>
         <w:rPr>
-          <w:bCs/>
-        </w:rPr>
-        <w:br/>
-      </w:r>
-      <w:r>
-        <w:rPr>
-          <w:bCs/>
-        </w:rPr>
+          <w:rFonts w:ascii="Times New Roman" w:hAnsi="Times New Roman"/>
+          <w:bCs/>
+        </w:rPr>
+        <w:br/>
         <w:t>Estando feliz ou mesmo atribulado</w:t>
       </w:r>
       <w:r>
         <w:rPr>
-          <w:bCs/>
-        </w:rPr>
-        <w:br/>
-      </w:r>
-      <w:r>
-        <w:rPr>
-          <w:bCs/>
-        </w:rPr>
+          <w:rFonts w:ascii="Times New Roman" w:hAnsi="Times New Roman"/>
+          <w:bCs/>
+        </w:rPr>
+        <w:br/>
         <w:t>Ainda louvarei seu nome, mesmo assim</w:t>
       </w:r>
     </w:p>
     <w:p>
       <w:pPr>
         <w:rPr>
+          <w:rFonts w:ascii="Times New Roman" w:hAnsi="Times New Roman"/>
           <w:bCs/>
         </w:rPr>
       </w:pPr>
       <w:r>
         <w:rPr>
+          <w:rFonts w:ascii="Times New Roman" w:hAnsi="Times New Roman"/>
           <w:bCs/>
         </w:rPr>
         <w:t xml:space="preserve">Eu louvarei ao </w:t>
       </w:r>
       <w:r>
         <w:rPr>
+          <w:rFonts w:ascii="Times New Roman" w:hAnsi="Times New Roman"/>
           <w:bCs/>
         </w:rPr>
         <w:t>Senhor</w:t>
       </w:r>
       <w:r>
         <w:rPr>
-          <w:bCs/>
-        </w:rPr>
-        <w:br/>
-      </w:r>
-      <w:r>
-        <w:rPr>
-          <w:bCs/>
-        </w:rPr>
+          <w:rFonts w:ascii="Times New Roman" w:hAnsi="Times New Roman"/>
+          <w:bCs/>
+        </w:rPr>
+        <w:br/>
         <w:t>Na alegria ou na dor, cantarei</w:t>
       </w:r>
       <w:r>
         <w:rPr>
-          <w:bCs/>
-        </w:rPr>
-        <w:br/>
-      </w:r>
-      <w:r>
-        <w:rPr>
-          <w:bCs/>
-        </w:rPr>
+          <w:rFonts w:ascii="Times New Roman" w:hAnsi="Times New Roman"/>
+          <w:bCs/>
+        </w:rPr>
+        <w:br/>
         <w:t xml:space="preserve">Ele é o meu </w:t>
       </w:r>
       <w:r>
         <w:rPr>
+          <w:rFonts w:ascii="Times New Roman" w:hAnsi="Times New Roman"/>
           <w:bCs/>
         </w:rPr>
         <w:t>Salvador</w:t>
       </w:r>
       <w:r>
         <w:rPr>
-          <w:bCs/>
-        </w:rPr>
-        <w:br/>
-      </w:r>
-      <w:r>
-        <w:rPr>
-          <w:bCs/>
-        </w:rPr>
+          <w:rFonts w:ascii="Times New Roman" w:hAnsi="Times New Roman"/>
+          <w:bCs/>
+        </w:rPr>
+        <w:br/>
         <w:t xml:space="preserve">Ele é o meu </w:t>
       </w:r>
       <w:r>
         <w:rPr>
+          <w:rFonts w:ascii="Times New Roman" w:hAnsi="Times New Roman"/>
           <w:bCs/>
         </w:rPr>
         <w:t>Senhor</w:t>
       </w:r>
       <w:r>
         <w:rPr>
+          <w:rFonts w:ascii="Times New Roman" w:hAnsi="Times New Roman"/>
           <w:bCs/>
         </w:rPr>
         <w:t xml:space="preserve">, ele é </w:t>
       </w:r>
       <w:r>
         <w:rPr>
+          <w:rFonts w:ascii="Times New Roman" w:hAnsi="Times New Roman"/>
           <w:bCs/>
         </w:rPr>
         <w:t>R</w:t>
       </w:r>
       <w:r>
         <w:rPr>
+          <w:rFonts w:ascii="Times New Roman" w:hAnsi="Times New Roman"/>
           <w:bCs/>
         </w:rPr>
         <w:t>ei</w:t>
@@ -199,204 +175,175 @@
     <w:p>
       <w:pPr>
         <w:rPr>
+          <w:rFonts w:ascii="Times New Roman" w:hAnsi="Times New Roman"/>
           <w:bCs/>
         </w:rPr>
       </w:pPr>
       <w:r>
         <w:rPr>
+          <w:rFonts w:ascii="Times New Roman" w:hAnsi="Times New Roman"/>
           <w:bCs/>
         </w:rPr>
         <w:t>Mesmo que o fruto da figueira minta</w:t>
       </w:r>
       <w:r>
         <w:rPr>
-          <w:bCs/>
-        </w:rPr>
-        <w:br/>
-      </w:r>
-      <w:r>
-        <w:rPr>
-          <w:bCs/>
-        </w:rPr>
+          <w:rFonts w:ascii="Times New Roman" w:hAnsi="Times New Roman"/>
+          <w:bCs/>
+        </w:rPr>
+        <w:br/>
         <w:t>Mesmo que não haja chuva sobre a terra</w:t>
       </w:r>
       <w:r>
         <w:rPr>
-          <w:bCs/>
-        </w:rPr>
-        <w:br/>
-      </w:r>
-      <w:r>
-        <w:rPr>
-          <w:bCs/>
-        </w:rPr>
+          <w:rFonts w:ascii="Times New Roman" w:hAnsi="Times New Roman"/>
+          <w:bCs/>
+        </w:rPr>
+        <w:br/>
         <w:t>Mesmo que não haja ovelhas no curral</w:t>
       </w:r>
       <w:r>
         <w:rPr>
-          <w:bCs/>
-        </w:rPr>
-        <w:br/>
-      </w:r>
-      <w:r>
-        <w:rPr>
-          <w:bCs/>
-        </w:rPr>
+          <w:rFonts w:ascii="Times New Roman" w:hAnsi="Times New Roman"/>
+          <w:bCs/>
+        </w:rPr>
+        <w:br/>
         <w:t>Mesmo que na terra sobrevenha o mal</w:t>
       </w:r>
       <w:r>
         <w:rPr>
-          <w:bCs/>
-        </w:rPr>
-        <w:br/>
-      </w:r>
-      <w:r>
-        <w:rPr>
-          <w:bCs/>
-        </w:rPr>
+          <w:rFonts w:ascii="Times New Roman" w:hAnsi="Times New Roman"/>
+          <w:bCs/>
+        </w:rPr>
+        <w:br/>
         <w:t>Louvarei a ele na paz ou na guerra</w:t>
       </w:r>
     </w:p>
     <w:p>
       <w:pPr>
         <w:rPr>
+          <w:rFonts w:ascii="Times New Roman" w:hAnsi="Times New Roman"/>
           <w:bCs/>
         </w:rPr>
       </w:pPr>
       <w:r>
         <w:rPr>
+          <w:rFonts w:ascii="Times New Roman" w:hAnsi="Times New Roman"/>
           <w:bCs/>
         </w:rPr>
         <w:t>Louvarei seu nome enquanto viver</w:t>
       </w:r>
       <w:r>
         <w:rPr>
-          <w:bCs/>
-        </w:rPr>
-        <w:br/>
-      </w:r>
-      <w:r>
-        <w:rPr>
-          <w:bCs/>
-        </w:rPr>
+          <w:rFonts w:ascii="Times New Roman" w:hAnsi="Times New Roman"/>
+          <w:bCs/>
+        </w:rPr>
+        <w:br/>
         <w:t>E quando aqui da terra eu desaparecer</w:t>
       </w:r>
       <w:r>
         <w:rPr>
-          <w:bCs/>
-        </w:rPr>
-        <w:br/>
-      </w:r>
-      <w:r>
-        <w:rPr>
-          <w:bCs/>
-        </w:rPr>
+          <w:rFonts w:ascii="Times New Roman" w:hAnsi="Times New Roman"/>
+          <w:bCs/>
+        </w:rPr>
+        <w:br/>
         <w:t>Nem mesmo assim o meu louvor encerra</w:t>
       </w:r>
     </w:p>
     <w:p>
       <w:pPr>
         <w:rPr>
+          <w:rFonts w:ascii="Times New Roman" w:hAnsi="Times New Roman"/>
           <w:b/>
         </w:rPr>
       </w:pPr>
       <w:r>
         <w:rPr>
+          <w:rFonts w:ascii="Times New Roman" w:hAnsi="Times New Roman"/>
           <w:bCs/>
         </w:rPr>
         <w:t xml:space="preserve">Eu louvarei ao </w:t>
       </w:r>
       <w:r>
         <w:rPr>
+          <w:rFonts w:ascii="Times New Roman" w:hAnsi="Times New Roman"/>
           <w:bCs/>
         </w:rPr>
         <w:t>Senhor</w:t>
       </w:r>
       <w:r>
         <w:rPr>
-          <w:bCs/>
-        </w:rPr>
-        <w:br/>
-      </w:r>
-      <w:r>
-        <w:rPr>
-          <w:bCs/>
-        </w:rPr>
+          <w:rFonts w:ascii="Times New Roman" w:hAnsi="Times New Roman"/>
+          <w:bCs/>
+        </w:rPr>
+        <w:br/>
         <w:t>Na alegria ou na dor, cantarei</w:t>
       </w:r>
       <w:r>
         <w:rPr>
-          <w:bCs/>
-        </w:rPr>
-        <w:br/>
-      </w:r>
-      <w:r>
-        <w:rPr>
-          <w:bCs/>
-        </w:rPr>
+          <w:rFonts w:ascii="Times New Roman" w:hAnsi="Times New Roman"/>
+          <w:bCs/>
+        </w:rPr>
+        <w:br/>
         <w:t xml:space="preserve">Ele é o meu </w:t>
       </w:r>
       <w:r>
         <w:rPr>
+          <w:rFonts w:ascii="Times New Roman" w:hAnsi="Times New Roman"/>
           <w:bCs/>
         </w:rPr>
         <w:t>Salvador</w:t>
       </w:r>
       <w:r>
         <w:rPr>
-          <w:bCs/>
-        </w:rPr>
-        <w:br/>
-      </w:r>
-      <w:r>
-        <w:rPr>
-          <w:bCs/>
-        </w:rPr>
+          <w:rFonts w:ascii="Times New Roman" w:hAnsi="Times New Roman"/>
+          <w:bCs/>
+        </w:rPr>
+        <w:br/>
         <w:t xml:space="preserve">Ele é o meu </w:t>
       </w:r>
       <w:r>
         <w:rPr>
+          <w:rFonts w:ascii="Times New Roman" w:hAnsi="Times New Roman"/>
           <w:bCs/>
         </w:rPr>
         <w:t>Senhor</w:t>
       </w:r>
       <w:r>
         <w:rPr>
+          <w:rFonts w:ascii="Times New Roman" w:hAnsi="Times New Roman"/>
           <w:bCs/>
         </w:rPr>
         <w:t xml:space="preserve">, ele é </w:t>
       </w:r>
       <w:r>
         <w:rPr>
+          <w:rFonts w:ascii="Times New Roman" w:hAnsi="Times New Roman"/>
           <w:bCs/>
         </w:rPr>
         <w:t>R</w:t>
       </w:r>
       <w:r>
         <w:rPr>
+          <w:rFonts w:ascii="Times New Roman" w:hAnsi="Times New Roman"/>
           <w:bCs/>
         </w:rPr>
         <w:t>ei</w:t>
       </w:r>
       <w:r>
         <w:rPr>
+          <w:rFonts w:ascii="Times New Roman" w:hAnsi="Times New Roman"/>
           <w:bCs/>
         </w:rPr>
         <w:t xml:space="preserve"> </w:t>
       </w:r>
       <w:r>
         <w:rPr>
+          <w:rFonts w:ascii="Times New Roman" w:hAnsi="Times New Roman"/>
           <w:b/>
         </w:rPr>
         <w:t>[2 X]</w:t>
       </w:r>
-    </w:p>
-    <w:p>
-      <w:pPr>
-        <w:rPr>
-          <w:b/>
-        </w:rPr>
-      </w:pPr>
     </w:p>
     <w:sectPr>
       <w:pgSz w:w="11906" w:h="16838"/>
